--- a/pr-preview/pr-91/bootstrap-handout.docx
+++ b/pr-preview/pr-91/bootstrap-handout.docx
@@ -15,7 +15,7 @@
         <w:pStyle w:val="Date"/>
       </w:pPr>
       <w:r>
-        <w:t xml:space="preserve">Last modified: 2026-10-08 17:44:04 (PDT)</w:t>
+        <w:t xml:space="preserve">Last modified: 2026-10-08 19:32:20 (PDT)</w:t>
       </w:r>
     </w:p>
     <w:p>

--- a/pr-preview/pr-91/bootstrap-handout.docx
+++ b/pr-preview/pr-91/bootstrap-handout.docx
@@ -15,7 +15,7 @@
         <w:pStyle w:val="Date"/>
       </w:pPr>
       <w:r>
-        <w:t xml:space="preserve">Last modified: 2026-10-08 19:32:20 (PDT)</w:t>
+        <w:t xml:space="preserve">Last modified: 2026-10-08 19:43:37 (PDT)</w:t>
       </w:r>
     </w:p>
     <w:p>

--- a/pr-preview/pr-91/bootstrap-handout.docx
+++ b/pr-preview/pr-91/bootstrap-handout.docx
@@ -15,7 +15,7 @@
         <w:pStyle w:val="Date"/>
       </w:pPr>
       <w:r>
-        <w:t xml:space="preserve">Last modified: 2026-10-08 19:43:37 (PDT)</w:t>
+        <w:t xml:space="preserve">Last modified: 2026-10-09 02:07:19 (PDT)</w:t>
       </w:r>
     </w:p>
     <w:p>

--- a/pr-preview/pr-91/bootstrap-handout.docx
+++ b/pr-preview/pr-91/bootstrap-handout.docx
@@ -15,7 +15,7 @@
         <w:pStyle w:val="Date"/>
       </w:pPr>
       <w:r>
-        <w:t xml:space="preserve">Last modified: 2026-10-09 02:07:19 (PDT)</w:t>
+        <w:t xml:space="preserve">Last modified: 2026-10-09 13:24:16 (PDT)</w:t>
       </w:r>
     </w:p>
     <w:p>
@@ -4816,90 +4816,112 @@
       <w:r>
         <w:t xml:space="preserve">If exactly half were below,</w:t>
       </w:r>
-      <w:r>
-        <w:t xml:space="preserve"> </w:t>
-      </w:r>
-      <m:oMath>
-        <m:sSub>
-          <m:e>
-            <m:acc>
-              <m:accPr>
-                <m:chr m:val="̂"/>
-              </m:accPr>
-              <m:e>
-                <m:r>
-                  <m:t>z</m:t>
-                </m:r>
-              </m:e>
-            </m:acc>
-          </m:e>
-          <m:sub>
-            <m:r>
-              <m:t>0</m:t>
-            </m:r>
-          </m:sub>
-        </m:sSub>
-        <m:r>
-          <m:rPr>
-            <m:sty m:val="p"/>
-          </m:rPr>
-          <m:t>=</m:t>
-        </m:r>
-        <m:sSup>
-          <m:e>
-            <m:r>
-              <m:rPr>
-                <m:sty m:val="p"/>
-              </m:rPr>
-              <m:t>Φ</m:t>
-            </m:r>
-          </m:e>
-          <m:sup>
-            <m:r>
-              <m:rPr>
-                <m:sty m:val="p"/>
-              </m:rPr>
-              <m:t>−</m:t>
-            </m:r>
-            <m:r>
-              <m:t>1</m:t>
-            </m:r>
-          </m:sup>
-        </m:sSup>
-        <m:r>
-          <m:rPr>
-            <m:sty m:val="p"/>
-          </m:rPr>
-          <m:t>(</m:t>
-        </m:r>
-        <m:r>
-          <m:t>0.5</m:t>
-        </m:r>
-        <m:r>
-          <m:rPr>
-            <m:sty m:val="p"/>
-          </m:rPr>
-          <m:t>)</m:t>
-        </m:r>
-        <m:r>
-          <m:rPr>
-            <m:sty m:val="p"/>
-          </m:rPr>
-          <m:t>=</m:t>
-        </m:r>
-        <m:r>
-          <m:t>0</m:t>
-        </m:r>
-      </m:oMath>
-      <w:r>
-        <w:t xml:space="preserve">.</w:t>
-      </w:r>
+    </w:p>
+    <w:p>
+      <w:pPr>
+        <w:pStyle w:val="BodyText"/>
+      </w:pPr>
+      <m:oMathPara>
+        <m:oMathParaPr>
+          <m:jc m:val="center"/>
+        </m:oMathParaPr>
+        <m:oMath>
+          <m:eqArr>
+            <m:e>
+              <m:sSub>
+                <m:e>
+                  <m:acc>
+                    <m:accPr>
+                      <m:chr m:val="̂"/>
+                    </m:accPr>
+                    <m:e>
+                      <m:r>
+                        <m:t>z</m:t>
+                      </m:r>
+                    </m:e>
+                  </m:acc>
+                </m:e>
+                <m:sub>
+                  <m:r>
+                    <m:t>0</m:t>
+                  </m:r>
+                </m:sub>
+              </m:sSub>
+              <m:r>
+                <m:t>&amp;</m:t>
+              </m:r>
+              <m:r>
+                <m:rPr>
+                  <m:sty m:val="p"/>
+                </m:rPr>
+                <m:t>=</m:t>
+              </m:r>
+              <m:sSup>
+                <m:e>
+                  <m:r>
+                    <m:rPr>
+                      <m:sty m:val="p"/>
+                    </m:rPr>
+                    <m:t>Φ</m:t>
+                  </m:r>
+                </m:e>
+                <m:sup>
+                  <m:r>
+                    <m:rPr>
+                      <m:sty m:val="p"/>
+                    </m:rPr>
+                    <m:t>−</m:t>
+                  </m:r>
+                  <m:r>
+                    <m:t>1</m:t>
+                  </m:r>
+                </m:sup>
+              </m:sSup>
+              <m:r>
+                <m:rPr>
+                  <m:sty m:val="p"/>
+                </m:rPr>
+                <m:t>(</m:t>
+              </m:r>
+              <m:r>
+                <m:t>0.5</m:t>
+              </m:r>
+              <m:r>
+                <m:rPr>
+                  <m:sty m:val="p"/>
+                </m:rPr>
+                <m:t>)</m:t>
+              </m:r>
+            </m:e>
+            <m:e>
+              <m:r>
+                <m:t>&amp;</m:t>
+              </m:r>
+              <m:r>
+                <m:rPr>
+                  <m:sty m:val="p"/>
+                </m:rPr>
+                <m:t>=</m:t>
+              </m:r>
+              <m:r>
+                <m:t>0</m:t>
+              </m:r>
+              <m:r>
+                <m:rPr>
+                  <m:sty m:val="p"/>
+                </m:rPr>
+                <m:t>.</m:t>
+              </m:r>
+            </m:e>
+          </m:eqArr>
+        </m:oMath>
+      </m:oMathPara>
     </w:p>
     <w:bookmarkEnd w:id="36"/>
     <w:bookmarkStart w:id="37" w:name="def-bca-acceleration"/>
     <w:p>
       <w:pPr>
-        <w:pStyle w:val="BodyText"/>
+        <w:pStyle w:val="FirstParagraph"/>
       </w:pPr>
       <w:r>
         <w:rPr>
@@ -8244,106 +8266,355 @@
       </w:r>
       <w:r>
         <w:rPr>
+          <w:rStyle w:val="NormalTok"/>
+        </w:rPr>
+        <w:t xml:space="preserve">parameters</w:t>
+      </w:r>
+      <w:r>
+        <w:rPr>
+          <w:rStyle w:val="SpecialCharTok"/>
+        </w:rPr>
+        <w:t xml:space="preserve">::</w:t>
+      </w:r>
+      <w:r>
+        <w:rPr>
           <w:rStyle w:val="FunctionTok"/>
         </w:rPr>
-        <w:t xml:space="preserve">summary</w:t>
-      </w:r>
-      <w:r>
-        <w:rPr>
-          <w:rStyle w:val="NormalTok"/>
-        </w:rPr>
-        <w:t xml:space="preserve">(fit_sbp_age)</w:t>
+        <w:t xml:space="preserve">parameters</w:t>
+      </w:r>
+      <w:r>
+        <w:rPr>
+          <w:rStyle w:val="NormalTok"/>
+        </w:rPr>
+        <w:t xml:space="preserve">(fit_sbp_age) </w:t>
       </w:r>
       <w:r>
         <w:rPr>
           <w:rStyle w:val="SpecialCharTok"/>
         </w:rPr>
-        <w:t xml:space="preserve">$</w:t>
-      </w:r>
-      <w:r>
-        <w:rPr>
-          <w:rStyle w:val="NormalTok"/>
-        </w:rPr>
-        <w:t xml:space="preserve">coefficients[</w:t>
-      </w:r>
-      <w:r>
-        <w:rPr>
-          <w:rStyle w:val="StringTok"/>
-        </w:rPr>
-        <w:t xml:space="preserve">"age"</w:t>
-      </w:r>
-      <w:r>
-        <w:rPr>
-          <w:rStyle w:val="NormalTok"/>
-        </w:rPr>
-        <w:t xml:space="preserve">, ]</w:t>
+        <w:t xml:space="preserve">|&gt;</w:t>
       </w:r>
       <w:r>
         <w:br/>
       </w:r>
       <w:r>
         <w:rPr>
-          <w:rStyle w:val="CommentTok"/>
-        </w:rPr>
-        <w:t xml:space="preserve">#&gt;    Estimate  Std. Error     t value    Pr(&gt;|t|) </w:t>
-      </w:r>
-      <w:r>
-        <w:br/>
-      </w:r>
-      <w:r>
-        <w:rPr>
-          <w:rStyle w:val="CommentTok"/>
-        </w:rPr>
-        <w:t xml:space="preserve">#&gt; 4.71728e-01 5.36838e-02 8.78716e+00 2.64196e-18</w:t>
-      </w:r>
-      <w:r>
-        <w:br/>
+          <w:rStyle w:val="NormalTok"/>
+        </w:rPr>
+        <w:t xml:space="preserve">  parameters</w:t>
+      </w:r>
+      <w:r>
+        <w:rPr>
+          <w:rStyle w:val="SpecialCharTok"/>
+        </w:rPr>
+        <w:t xml:space="preserve">::</w:t>
       </w:r>
       <w:r>
         <w:rPr>
           <w:rStyle w:val="FunctionTok"/>
         </w:rPr>
-        <w:t xml:space="preserve">confint</w:t>
-      </w:r>
-      <w:r>
-        <w:rPr>
-          <w:rStyle w:val="NormalTok"/>
-        </w:rPr>
-        <w:t xml:space="preserve">(fit_sbp_age)[</w:t>
-      </w:r>
-      <w:r>
-        <w:rPr>
-          <w:rStyle w:val="StringTok"/>
-        </w:rPr>
-        <w:t xml:space="preserve">"age"</w:t>
-      </w:r>
-      <w:r>
-        <w:rPr>
-          <w:rStyle w:val="NormalTok"/>
-        </w:rPr>
-        <w:t xml:space="preserve">, ]</w:t>
-      </w:r>
-      <w:r>
-        <w:br/>
-      </w:r>
-      <w:r>
-        <w:rPr>
-          <w:rStyle w:val="CommentTok"/>
-        </w:rPr>
-        <w:t xml:space="preserve">#&gt;    2.5 %   97.5 % </w:t>
-      </w:r>
-      <w:r>
-        <w:br/>
-      </w:r>
-      <w:r>
-        <w:rPr>
-          <w:rStyle w:val="CommentTok"/>
-        </w:rPr>
-        <w:t xml:space="preserve">#&gt; 0.366464 0.576993</w:t>
-      </w:r>
-      <w:r>
-        <w:br/>
-      </w:r>
+        <w:t xml:space="preserve">print_md</w:t>
+      </w:r>
+      <w:r>
+        <w:rPr>
+          <w:rStyle w:val="NormalTok"/>
+        </w:rPr>
+        <w:t xml:space="preserve">(</w:t>
+      </w:r>
+      <w:r>
+        <w:rPr>
+          <w:rStyle w:val="AttributeTok"/>
+        </w:rPr>
+        <w:t xml:space="preserve">digits =</w:t>
+      </w:r>
+      <w:r>
+        <w:rPr>
+          <w:rStyle w:val="NormalTok"/>
+        </w:rPr>
+        <w:t xml:space="preserve"> </w:t>
+      </w:r>
+      <w:r>
+        <w:rPr>
+          <w:rStyle w:val="DecValTok"/>
+        </w:rPr>
+        <w:t xml:space="preserve">3</w:t>
+      </w:r>
+      <w:r>
+        <w:rPr>
+          <w:rStyle w:val="NormalTok"/>
+        </w:rPr>
+        <w:t xml:space="preserve">, </w:t>
+      </w:r>
+      <w:r>
+        <w:rPr>
+          <w:rStyle w:val="AttributeTok"/>
+        </w:rPr>
+        <w:t xml:space="preserve">ci_digits =</w:t>
+      </w:r>
+      <w:r>
+        <w:rPr>
+          <w:rStyle w:val="NormalTok"/>
+        </w:rPr>
+        <w:t xml:space="preserve"> </w:t>
+      </w:r>
+      <w:r>
+        <w:rPr>
+          <w:rStyle w:val="DecValTok"/>
+        </w:rPr>
+        <w:t xml:space="preserve">3</w:t>
+      </w:r>
+      <w:r>
+        <w:rPr>
+          <w:rStyle w:val="NormalTok"/>
+        </w:rPr>
+        <w:t xml:space="preserve">)</w:t>
+      </w:r>
+    </w:p>
+    <w:tbl>
+      <w:tblPr>
+        <w:tblStyle w:val="Table"/>
+        <w:tblW w:type="pct" w:w="5000"/>
+        <w:tblLayout w:type="fixed"/>
+        <w:tblLook w:firstRow="1" w:lastRow="0" w:firstColumn="0" w:lastColumn="0" w:noHBand="0" w:noVBand="0" w:val="0020"/>
+      </w:tblPr>
+      <w:tblGrid>
+        <w:gridCol w:w="1397"/>
+        <w:gridCol w:w="1514"/>
+        <w:gridCol w:w="815"/>
+        <w:gridCol w:w="2212"/>
+        <w:gridCol w:w="1048"/>
+        <w:gridCol w:w="931"/>
+      </w:tblGrid>
+      <w:tr>
+        <w:trPr>
+          <w:tblHeader w:val="on"/>
+        </w:trPr>
+        <w:tc>
+          <w:tcPr/>
+          <w:p>
+            <w:pPr>
+              <w:pStyle w:val="Compact"/>
+              <w:jc w:val="left"/>
+            </w:pPr>
+            <w:r>
+              <w:t xml:space="preserve">Parameter</w:t>
+            </w:r>
+          </w:p>
+        </w:tc>
+        <w:tc>
+          <w:tcPr/>
+          <w:p>
+            <w:pPr>
+              <w:pStyle w:val="Compact"/>
+              <w:jc w:val="center"/>
+            </w:pPr>
+            <w:r>
+              <w:t xml:space="preserve">Coefficient</w:t>
+            </w:r>
+          </w:p>
+        </w:tc>
+        <w:tc>
+          <w:tcPr/>
+          <w:p>
+            <w:pPr>
+              <w:pStyle w:val="Compact"/>
+              <w:jc w:val="center"/>
+            </w:pPr>
+            <w:r>
+              <w:t xml:space="preserve">SE</w:t>
+            </w:r>
+          </w:p>
+        </w:tc>
+        <w:tc>
+          <w:tcPr/>
+          <w:p>
+            <w:pPr>
+              <w:pStyle w:val="Compact"/>
+              <w:jc w:val="center"/>
+            </w:pPr>
+            <w:r>
+              <w:t xml:space="preserve">95% CI</w:t>
+            </w:r>
+          </w:p>
+        </w:tc>
+        <w:tc>
+          <w:tcPr/>
+          <w:p>
+            <w:pPr>
+              <w:pStyle w:val="Compact"/>
+              <w:jc w:val="center"/>
+            </w:pPr>
+            <w:r>
+              <w:t xml:space="preserve">t(2761)</w:t>
+            </w:r>
+          </w:p>
+        </w:tc>
+        <w:tc>
+          <w:tcPr/>
+          <w:p>
+            <w:pPr>
+              <w:pStyle w:val="Compact"/>
+              <w:jc w:val="center"/>
+            </w:pPr>
+            <w:r>
+              <w:t xml:space="preserve">p</w:t>
+            </w:r>
+          </w:p>
+        </w:tc>
+      </w:tr>
+      <w:tr>
+        <w:tc>
+          <w:tcPr/>
+          <w:p>
+            <w:pPr>
+              <w:pStyle w:val="Compact"/>
+              <w:jc w:val="left"/>
+            </w:pPr>
+            <w:r>
+              <w:t xml:space="preserve">(Intercept)</w:t>
+            </w:r>
+          </w:p>
+        </w:tc>
+        <w:tc>
+          <w:tcPr/>
+          <w:p>
+            <w:pPr>
+              <w:pStyle w:val="Compact"/>
+              <w:jc w:val="center"/>
+            </w:pPr>
+            <w:r>
+              <w:t xml:space="preserve">103.629</w:t>
+            </w:r>
+          </w:p>
+        </w:tc>
+        <w:tc>
+          <w:tcPr/>
+          <w:p>
+            <w:pPr>
+              <w:pStyle w:val="Compact"/>
+              <w:jc w:val="center"/>
+            </w:pPr>
+            <w:r>
+              <w:t xml:space="preserve">3.596</w:t>
+            </w:r>
+          </w:p>
+        </w:tc>
+        <w:tc>
+          <w:tcPr/>
+          <w:p>
+            <w:pPr>
+              <w:pStyle w:val="Compact"/>
+              <w:jc w:val="center"/>
+            </w:pPr>
+            <w:r>
+              <w:t xml:space="preserve">(96.579, 110.680)</w:t>
+            </w:r>
+          </w:p>
+        </w:tc>
+        <w:tc>
+          <w:tcPr/>
+          <w:p>
+            <w:pPr>
+              <w:pStyle w:val="Compact"/>
+              <w:jc w:val="center"/>
+            </w:pPr>
+            <w:r>
+              <w:t xml:space="preserve">28.820</w:t>
+            </w:r>
+          </w:p>
+        </w:tc>
+        <w:tc>
+          <w:tcPr/>
+          <w:p>
+            <w:pPr>
+              <w:pStyle w:val="Compact"/>
+              <w:jc w:val="center"/>
+            </w:pPr>
+            <w:r>
+              <w:t xml:space="preserve">&lt; .001</w:t>
+            </w:r>
+          </w:p>
+        </w:tc>
+      </w:tr>
+      <w:tr>
+        <w:tc>
+          <w:tcPr/>
+          <w:p>
+            <w:pPr>
+              <w:pStyle w:val="Compact"/>
+              <w:jc w:val="left"/>
+            </w:pPr>
+            <w:r>
+              <w:t xml:space="preserve">age</w:t>
+            </w:r>
+          </w:p>
+        </w:tc>
+        <w:tc>
+          <w:tcPr/>
+          <w:p>
+            <w:pPr>
+              <w:pStyle w:val="Compact"/>
+              <w:jc w:val="center"/>
+            </w:pPr>
+            <w:r>
+              <w:t xml:space="preserve">0.472</w:t>
+            </w:r>
+          </w:p>
+        </w:tc>
+        <w:tc>
+          <w:tcPr/>
+          <w:p>
+            <w:pPr>
+              <w:pStyle w:val="Compact"/>
+              <w:jc w:val="center"/>
+            </w:pPr>
+            <w:r>
+              <w:t xml:space="preserve">0.054</w:t>
+            </w:r>
+          </w:p>
+        </w:tc>
+        <w:tc>
+          <w:tcPr/>
+          <w:p>
+            <w:pPr>
+              <w:pStyle w:val="Compact"/>
+              <w:jc w:val="center"/>
+            </w:pPr>
+            <w:r>
+              <w:t xml:space="preserve">(0.366, 0.577)</w:t>
+            </w:r>
+          </w:p>
+        </w:tc>
+        <w:tc>
+          <w:tcPr/>
+          <w:p>
+            <w:pPr>
+              <w:pStyle w:val="Compact"/>
+              <w:jc w:val="center"/>
+            </w:pPr>
+            <w:r>
+              <w:t xml:space="preserve">8.787</w:t>
+            </w:r>
+          </w:p>
+        </w:tc>
+        <w:tc>
+          <w:tcPr/>
+          <w:p>
+            <w:pPr>
+              <w:pStyle w:val="Compact"/>
+              <w:jc w:val="center"/>
+            </w:pPr>
+            <w:r>
+              <w:t xml:space="preserve">&lt; .001</w:t>
+            </w:r>
+          </w:p>
+        </w:tc>
+      </w:tr>
+    </w:tbl>
+    <w:p>
+      <w:pPr>
+        <w:pStyle w:val="SourceCode"/>
+      </w:pPr>
       <w:r>
         <w:rPr>
           <w:rStyle w:val="NormalTok"/>
